--- a/documents/Meeting Minutes - 04.docx
+++ b/documents/Meeting Minutes - 04.docx
@@ -743,7 +743,7 @@
                 <w:sz w:val="28"/>
                 <w:szCs w:val="28"/>
               </w:rPr>
-              <w:t>Environmental Officer Verification System.</w:t>
+              <w:t>Cleanup Campaign Management System</w:t>
             </w:r>
           </w:p>
         </w:tc>
@@ -765,7 +765,7 @@
                 <w:sz w:val="28"/>
                 <w:szCs w:val="28"/>
               </w:rPr>
-              <w:t>The team created a mechanism for trusted environmental assessment which includes dashboard design, viewing of reports and reviewing evidences.</w:t>
+              <w:t xml:space="preserve">The team discussed the design and implementation of a cleanup campaign module where Cleanup Coordinators can create, manage, and track environmental cleanup activities. </w:t>
             </w:r>
           </w:p>
         </w:tc>
@@ -797,22 +797,108 @@
           <w:tcPr>
             <w:tcW w:w="2173" w:type="dxa"/>
           </w:tcPr>
-          <w:p>
-            <w:pPr>
-              <w:rPr>
-                <w:rFonts w:ascii="Times New Roman" w:hAnsi="Times New Roman" w:cs="Times New Roman"/>
-                <w:sz w:val="28"/>
-                <w:szCs w:val="28"/>
-              </w:rPr>
-            </w:pPr>
-            <w:r>
-              <w:rPr>
-                <w:rFonts w:ascii="Times New Roman" w:hAnsi="Times New Roman" w:cs="Times New Roman"/>
-                <w:sz w:val="28"/>
-                <w:szCs w:val="28"/>
-              </w:rPr>
-              <w:t>Database expansion for verification.</w:t>
-            </w:r>
+          <w:tbl>
+            <w:tblPr>
+              <w:tblW w:w="0" w:type="auto"/>
+              <w:tblCellSpacing w:w="15" w:type="dxa"/>
+              <w:tblCellMar>
+                <w:top w:w="15" w:type="dxa"/>
+                <w:left w:w="15" w:type="dxa"/>
+                <w:bottom w:w="15" w:type="dxa"/>
+                <w:right w:w="15" w:type="dxa"/>
+              </w:tblCellMar>
+              <w:tblLook w:val="04A0" w:firstRow="1" w:lastRow="0" w:firstColumn="1" w:lastColumn="0" w:noHBand="0" w:noVBand="1"/>
+            </w:tblPr>
+            <w:tblGrid>
+              <w:gridCol w:w="96"/>
+            </w:tblGrid>
+            <w:tr>
+              <w:trPr>
+                <w:tblCellSpacing w:w="15" w:type="dxa"/>
+              </w:trPr>
+              <w:tc>
+                <w:tcPr>
+                  <w:tcW w:w="0" w:type="auto"/>
+                  <w:vAlign w:val="center"/>
+                  <w:hideMark/>
+                </w:tcPr>
+                <w:p>
+                  <w:pPr>
+                    <w:spacing w:after="0" w:line="240" w:lineRule="auto"/>
+                    <w:rPr>
+                      <w:rFonts w:ascii="Times New Roman" w:eastAsia="Times New Roman" w:hAnsi="Times New Roman" w:cs="Times New Roman"/>
+                      <w:sz w:val="28"/>
+                      <w:szCs w:val="28"/>
+                    </w:rPr>
+                  </w:pPr>
+                </w:p>
+              </w:tc>
+            </w:tr>
+          </w:tbl>
+          <w:p>
+            <w:pPr>
+              <w:rPr>
+                <w:rFonts w:ascii="Times New Roman" w:eastAsia="Times New Roman" w:hAnsi="Times New Roman" w:cs="Times New Roman"/>
+                <w:vanish/>
+                <w:sz w:val="28"/>
+                <w:szCs w:val="28"/>
+              </w:rPr>
+            </w:pPr>
+          </w:p>
+          <w:tbl>
+            <w:tblPr>
+              <w:tblW w:w="0" w:type="auto"/>
+              <w:tblCellSpacing w:w="15" w:type="dxa"/>
+              <w:tblCellMar>
+                <w:top w:w="15" w:type="dxa"/>
+                <w:left w:w="15" w:type="dxa"/>
+                <w:bottom w:w="15" w:type="dxa"/>
+                <w:right w:w="15" w:type="dxa"/>
+              </w:tblCellMar>
+              <w:tblLook w:val="04A0" w:firstRow="1" w:lastRow="0" w:firstColumn="1" w:lastColumn="0" w:noHBand="0" w:noVBand="1"/>
+            </w:tblPr>
+            <w:tblGrid>
+              <w:gridCol w:w="1957"/>
+            </w:tblGrid>
+            <w:tr>
+              <w:trPr>
+                <w:tblCellSpacing w:w="15" w:type="dxa"/>
+              </w:trPr>
+              <w:tc>
+                <w:tcPr>
+                  <w:tcW w:w="0" w:type="auto"/>
+                  <w:vAlign w:val="center"/>
+                  <w:hideMark/>
+                </w:tcPr>
+                <w:p>
+                  <w:pPr>
+                    <w:spacing w:after="0" w:line="240" w:lineRule="auto"/>
+                    <w:rPr>
+                      <w:rFonts w:ascii="Times New Roman" w:eastAsia="Times New Roman" w:hAnsi="Times New Roman" w:cs="Times New Roman"/>
+                      <w:sz w:val="28"/>
+                      <w:szCs w:val="28"/>
+                    </w:rPr>
+                  </w:pPr>
+                  <w:r>
+                    <w:rPr>
+                      <w:rFonts w:ascii="Times New Roman" w:eastAsia="Times New Roman" w:hAnsi="Times New Roman" w:cs="Times New Roman"/>
+                      <w:sz w:val="28"/>
+                      <w:szCs w:val="28"/>
+                    </w:rPr>
+                    <w:t>Community Volunteer Participation System</w:t>
+                  </w:r>
+                </w:p>
+              </w:tc>
+            </w:tr>
+          </w:tbl>
+          <w:p>
+            <w:pPr>
+              <w:rPr>
+                <w:rFonts w:ascii="Times New Roman" w:hAnsi="Times New Roman" w:cs="Times New Roman"/>
+                <w:sz w:val="28"/>
+                <w:szCs w:val="28"/>
+              </w:rPr>
+            </w:pPr>
           </w:p>
         </w:tc>
         <w:tc>
@@ -821,36 +907,34 @@
           </w:tcPr>
           <w:p>
             <w:pPr>
-              <w:spacing w:before="100" w:beforeAutospacing="1" w:after="100" w:afterAutospacing="1"/>
-              <w:rPr>
-                <w:rFonts w:ascii="Times New Roman" w:eastAsia="Times New Roman" w:hAnsi="Times New Roman" w:cs="Times New Roman"/>
-                <w:sz w:val="28"/>
-                <w:szCs w:val="28"/>
-              </w:rPr>
-            </w:pPr>
-            <w:r>
-              <w:rPr>
-                <w:rFonts w:ascii="Times New Roman" w:eastAsia="Times New Roman" w:hAnsi="Times New Roman" w:cs="Times New Roman"/>
-                <w:sz w:val="28"/>
-                <w:szCs w:val="28"/>
-              </w:rPr>
-              <w:t>The team expanded the databases, initially designed to work for MVP to support monitoring activities.</w:t>
-            </w:r>
-          </w:p>
-          <w:p>
-            <w:pPr>
-              <w:rPr>
-                <w:rFonts w:ascii="Times New Roman" w:hAnsi="Times New Roman" w:cs="Times New Roman"/>
-                <w:sz w:val="28"/>
-                <w:szCs w:val="28"/>
-              </w:rPr>
-            </w:pPr>
+              <w:rPr>
+                <w:rFonts w:ascii="Times New Roman" w:hAnsi="Times New Roman" w:cs="Times New Roman"/>
+                <w:sz w:val="28"/>
+                <w:szCs w:val="28"/>
+              </w:rPr>
+            </w:pPr>
+            <w:r>
+              <w:rPr>
+                <w:rFonts w:ascii="Times New Roman" w:hAnsi="Times New Roman" w:cs="Times New Roman"/>
+                <w:sz w:val="28"/>
+                <w:szCs w:val="28"/>
+              </w:rPr>
+              <w:t>The team implemented a participation mechanism that allows Community Members to browse available cleanup campaigns and join environmental activities.</w:t>
+            </w:r>
+            <w:r>
+              <w:rPr>
+                <w:rFonts w:ascii="Times New Roman" w:hAnsi="Times New Roman" w:cs="Times New Roman"/>
+                <w:sz w:val="28"/>
+                <w:szCs w:val="28"/>
+              </w:rPr>
+              <w:t xml:space="preserve"> A participation database was also implemented</w:t>
+            </w:r>
           </w:p>
         </w:tc>
       </w:tr>
       <w:tr>
         <w:trPr>
-          <w:trHeight w:val="467"/>
+          <w:trHeight w:val="890"/>
         </w:trPr>
         <w:tc>
           <w:tcPr>
@@ -893,7 +977,7 @@
                 <w:sz w:val="28"/>
                 <w:szCs w:val="28"/>
               </w:rPr>
-              <w:t>Environmental monitoring dashboard.</w:t>
+              <w:t>Cleanup Impact Tracking System</w:t>
             </w:r>
           </w:p>
         </w:tc>
@@ -915,14 +999,30 @@
                 <w:sz w:val="28"/>
                 <w:szCs w:val="28"/>
               </w:rPr>
-              <w:t>The team implemented visual overview of environment conditions that includes map integration.</w:t>
+              <w:t xml:space="preserve">The team </w:t>
+            </w:r>
+            <w:r>
+              <w:rPr>
+                <w:rFonts w:ascii="Times New Roman" w:hAnsi="Times New Roman" w:cs="Times New Roman"/>
+                <w:sz w:val="28"/>
+                <w:szCs w:val="28"/>
+              </w:rPr>
+              <w:t xml:space="preserve">discussed a functionality </w:t>
+            </w:r>
+            <w:r>
+              <w:rPr>
+                <w:rFonts w:ascii="Times New Roman" w:hAnsi="Times New Roman" w:cs="Times New Roman"/>
+                <w:sz w:val="28"/>
+                <w:szCs w:val="28"/>
+              </w:rPr>
+              <w:t>to record the outcomes of completed cleanup campaigns.</w:t>
             </w:r>
           </w:p>
         </w:tc>
       </w:tr>
       <w:tr>
         <w:trPr>
-          <w:trHeight w:val="467"/>
+          <w:trHeight w:val="890"/>
         </w:trPr>
         <w:tc>
           <w:tcPr>
@@ -964,7 +1064,7 @@
                 <w:sz w:val="28"/>
                 <w:szCs w:val="28"/>
               </w:rPr>
-              <w:t>External Environment Data Integration</w:t>
+              <w:t>SDG-14 Impact Reporting</w:t>
             </w:r>
           </w:p>
         </w:tc>
@@ -986,25 +1086,7 @@
                 <w:sz w:val="28"/>
                 <w:szCs w:val="28"/>
               </w:rPr>
-              <w:t xml:space="preserve">The team enhanced the project using the </w:t>
-            </w:r>
-            <w:proofErr w:type="gramStart"/>
-            <w:r>
-              <w:rPr>
-                <w:rFonts w:ascii="Times New Roman" w:hAnsi="Times New Roman" w:cs="Times New Roman"/>
-                <w:sz w:val="28"/>
-                <w:szCs w:val="28"/>
-              </w:rPr>
-              <w:t>datasets ,</w:t>
-            </w:r>
-            <w:proofErr w:type="gramEnd"/>
-            <w:r>
-              <w:rPr>
-                <w:rFonts w:ascii="Times New Roman" w:hAnsi="Times New Roman" w:cs="Times New Roman"/>
-                <w:sz w:val="28"/>
-                <w:szCs w:val="28"/>
-              </w:rPr>
-              <w:t xml:space="preserve"> and used simple samples to demonstrate integration capability.</w:t>
+              <w:t>The team implemented an environmental impact reporting module that combines pollution information, cleanup activities, volunteer participation, and impact records to provide sustainability related insights.</w:t>
             </w:r>
           </w:p>
         </w:tc>
@@ -1045,14 +1127,14 @@
     <w:tbl>
       <w:tblPr>
         <w:tblStyle w:val="TableGrid"/>
-        <w:tblW w:w="0" w:type="auto"/>
+        <w:tblW w:w="9625" w:type="dxa"/>
         <w:tblLook w:val="04A0" w:firstRow="1" w:lastRow="0" w:firstColumn="1" w:lastColumn="0" w:noHBand="0" w:noVBand="1"/>
       </w:tblPr>
       <w:tblGrid>
         <w:gridCol w:w="805"/>
         <w:gridCol w:w="1980"/>
         <w:gridCol w:w="4227"/>
-        <w:gridCol w:w="2338"/>
+        <w:gridCol w:w="2613"/>
       </w:tblGrid>
       <w:tr>
         <w:tc>
@@ -1134,7 +1216,7 @@
         </w:tc>
         <w:tc>
           <w:tcPr>
-            <w:tcW w:w="2338" w:type="dxa"/>
+            <w:tcW w:w="2613" w:type="dxa"/>
           </w:tcPr>
           <w:p>
             <w:pPr>
@@ -1224,7 +1306,7 @@
         </w:tc>
         <w:tc>
           <w:tcPr>
-            <w:tcW w:w="2338" w:type="dxa"/>
+            <w:tcW w:w="2613" w:type="dxa"/>
           </w:tcPr>
           <w:p>
             <w:pPr>
@@ -1283,7 +1365,7 @@
                 <w:sz w:val="28"/>
                 <w:szCs w:val="28"/>
               </w:rPr>
-              <w:t>Incorrect Community Reports</w:t>
+              <w:t xml:space="preserve">Database consistency </w:t>
             </w:r>
           </w:p>
         </w:tc>
@@ -1304,13 +1386,13 @@
                 <w:sz w:val="28"/>
                 <w:szCs w:val="28"/>
               </w:rPr>
-              <w:t>The reports generated could have unwanted noise in it.</w:t>
-            </w:r>
-          </w:p>
-        </w:tc>
-        <w:tc>
-          <w:tcPr>
-            <w:tcW w:w="2338" w:type="dxa"/>
+              <w:t xml:space="preserve">Adding new tables with introduce new relationships and if not handled well could’ve resulted in </w:t>
+            </w:r>
+          </w:p>
+        </w:tc>
+        <w:tc>
+          <w:tcPr>
+            <w:tcW w:w="2613" w:type="dxa"/>
           </w:tcPr>
           <w:p>
             <w:pPr>
@@ -1325,7 +1407,7 @@
                 <w:sz w:val="28"/>
                 <w:szCs w:val="28"/>
               </w:rPr>
-              <w:t>Introduce officer verification before displaying as confirmed.</w:t>
+              <w:t>Maintain proper foreign key relationship and extend existing database design.</w:t>
             </w:r>
           </w:p>
         </w:tc>
@@ -1369,7 +1451,7 @@
                 <w:sz w:val="28"/>
                 <w:szCs w:val="28"/>
               </w:rPr>
-              <w:t>Image upload handling issues</w:t>
+              <w:t>Manage user permissions.</w:t>
             </w:r>
           </w:p>
         </w:tc>
@@ -1392,7 +1474,7 @@
                 <w:sz w:val="28"/>
                 <w:szCs w:val="28"/>
               </w:rPr>
-              <w:t>Image Uploading may bring up storage and security issues.</w:t>
+              <w:t>Managing different users/actors with different roles for campaign creation, participation, and reporting.</w:t>
             </w:r>
           </w:p>
           <w:p>
@@ -1407,7 +1489,7 @@
         </w:tc>
         <w:tc>
           <w:tcPr>
-            <w:tcW w:w="2338" w:type="dxa"/>
+            <w:tcW w:w="2613" w:type="dxa"/>
           </w:tcPr>
           <w:p>
             <w:pPr>
@@ -1422,95 +1504,23 @@
                 <w:sz w:val="28"/>
                 <w:szCs w:val="28"/>
               </w:rPr>
-              <w:t>Limit file sizes and types. Separate the image storing from the database while the database only stores the pointer to the image</w:t>
-            </w:r>
-          </w:p>
-        </w:tc>
-      </w:tr>
-      <w:tr>
-        <w:tc>
-          <w:tcPr>
-            <w:tcW w:w="805" w:type="dxa"/>
-          </w:tcPr>
-          <w:p>
-            <w:pPr>
-              <w:pStyle w:val="NormalWeb"/>
-              <w:rPr>
-                <w:sz w:val="28"/>
-                <w:szCs w:val="28"/>
-              </w:rPr>
-            </w:pPr>
-            <w:r>
-              <w:rPr>
-                <w:sz w:val="28"/>
-                <w:szCs w:val="28"/>
-              </w:rPr>
-              <w:t>4.</w:t>
-            </w:r>
-          </w:p>
-        </w:tc>
-        <w:tc>
-          <w:tcPr>
-            <w:tcW w:w="1980" w:type="dxa"/>
-          </w:tcPr>
-          <w:p>
-            <w:pPr>
-              <w:pStyle w:val="NormalWeb"/>
-              <w:rPr>
-                <w:sz w:val="28"/>
-                <w:szCs w:val="28"/>
-              </w:rPr>
-            </w:pPr>
-            <w:r>
-              <w:rPr>
-                <w:sz w:val="28"/>
-                <w:szCs w:val="28"/>
-              </w:rPr>
-              <w:t>Map Integration Difficulties.</w:t>
-            </w:r>
-          </w:p>
-        </w:tc>
-        <w:tc>
-          <w:tcPr>
-            <w:tcW w:w="4227" w:type="dxa"/>
-          </w:tcPr>
-          <w:p>
-            <w:pPr>
-              <w:spacing w:before="100" w:beforeAutospacing="1" w:after="100" w:afterAutospacing="1"/>
-              <w:rPr>
-                <w:rFonts w:ascii="Times New Roman" w:eastAsia="Times New Roman" w:hAnsi="Times New Roman" w:cs="Times New Roman"/>
-                <w:sz w:val="28"/>
-                <w:szCs w:val="28"/>
-              </w:rPr>
-            </w:pPr>
-            <w:r>
-              <w:rPr>
-                <w:rFonts w:ascii="Times New Roman" w:hAnsi="Times New Roman" w:cs="Times New Roman"/>
-                <w:sz w:val="28"/>
-                <w:szCs w:val="28"/>
-              </w:rPr>
-              <w:t>Utilizing OSM for map had location visualization problems</w:t>
-            </w:r>
-          </w:p>
-        </w:tc>
-        <w:tc>
-          <w:tcPr>
-            <w:tcW w:w="2338" w:type="dxa"/>
-          </w:tcPr>
-          <w:p>
-            <w:pPr>
-              <w:pStyle w:val="NormalWeb"/>
-              <w:rPr>
-                <w:sz w:val="28"/>
-                <w:szCs w:val="28"/>
-              </w:rPr>
-            </w:pPr>
-            <w:r>
-              <w:rPr>
-                <w:sz w:val="28"/>
-                <w:szCs w:val="28"/>
-              </w:rPr>
-              <w:t>Use simple Leaflet markers instead of advanced GIS features</w:t>
+              <w:t xml:space="preserve">Continue using </w:t>
+            </w:r>
+            <w:proofErr w:type="gramStart"/>
+            <w:r>
+              <w:rPr>
+                <w:sz w:val="28"/>
+                <w:szCs w:val="28"/>
+              </w:rPr>
+              <w:t>role based</w:t>
+            </w:r>
+            <w:proofErr w:type="gramEnd"/>
+            <w:r>
+              <w:rPr>
+                <w:sz w:val="28"/>
+                <w:szCs w:val="28"/>
+              </w:rPr>
+              <w:t xml:space="preserve"> access control to restrict unwanted features based on user roles.</w:t>
             </w:r>
           </w:p>
         </w:tc>
@@ -1580,7 +1590,7 @@
           <w:sz w:val="28"/>
           <w:szCs w:val="28"/>
         </w:rPr>
-        <w:t>9</w:t>
+        <w:t>8</w:t>
       </w:r>
       <w:r>
         <w:rPr>
@@ -1616,7 +1626,6 @@
           <w:sz w:val="28"/>
           <w:szCs w:val="28"/>
         </w:rPr>
-        <w:lastRenderedPageBreak/>
         <w:t xml:space="preserve">Venue: </w:t>
       </w:r>
       <w:r>

--- a/documents/Meeting Minutes - 04.docx
+++ b/documents/Meeting Minutes - 04.docx
@@ -40,165 +40,166 @@
           <w:sz w:val="32"/>
           <w:szCs w:val="32"/>
         </w:rPr>
-        <w:t xml:space="preserve">Project </w:t>
-      </w:r>
-      <w:proofErr w:type="gramStart"/>
-      <w:r>
-        <w:rPr>
-          <w:rFonts w:ascii="Times New Roman" w:hAnsi="Times New Roman" w:cs="Times New Roman"/>
-          <w:b/>
-          <w:bCs/>
+        <w:t xml:space="preserve">Project Name </w:t>
+      </w:r>
+      <w:r>
+        <w:rPr>
+          <w:rFonts w:ascii="Times New Roman" w:hAnsi="Times New Roman" w:cs="Times New Roman"/>
           <w:sz w:val="32"/>
           <w:szCs w:val="32"/>
         </w:rPr>
-        <w:t xml:space="preserve">Name </w:t>
-      </w:r>
-      <w:r>
+        <w:t>: OceanGuard – Marine Pollution, Biodiversity and     Coastal Monitioring System</w:t>
+      </w:r>
+    </w:p>
+    <w:p>
+      <w:pPr>
         <w:rPr>
           <w:rFonts w:ascii="Times New Roman" w:hAnsi="Times New Roman" w:cs="Times New Roman"/>
           <w:sz w:val="32"/>
           <w:szCs w:val="32"/>
         </w:rPr>
-        <w:t>:</w:t>
-      </w:r>
-      <w:proofErr w:type="gramEnd"/>
-      <w:r>
-        <w:rPr>
-          <w:rFonts w:ascii="Times New Roman" w:hAnsi="Times New Roman" w:cs="Times New Roman"/>
+      </w:pPr>
+      <w:r>
+        <w:rPr>
+          <w:rFonts w:ascii="Times New Roman" w:hAnsi="Times New Roman" w:cs="Times New Roman"/>
+          <w:b/>
+          <w:bCs/>
           <w:sz w:val="32"/>
           <w:szCs w:val="32"/>
         </w:rPr>
-        <w:t xml:space="preserve"> </w:t>
-      </w:r>
-      <w:proofErr w:type="spellStart"/>
+        <w:t>Meeting no :</w:t>
+      </w:r>
       <w:r>
         <w:rPr>
           <w:rFonts w:ascii="Times New Roman" w:hAnsi="Times New Roman" w:cs="Times New Roman"/>
           <w:sz w:val="32"/>
           <w:szCs w:val="32"/>
         </w:rPr>
-        <w:t>OceanGuard</w:t>
-      </w:r>
-      <w:proofErr w:type="spellEnd"/>
+        <w:t xml:space="preserve"> 0</w:t>
+      </w:r>
       <w:r>
         <w:rPr>
           <w:rFonts w:ascii="Times New Roman" w:hAnsi="Times New Roman" w:cs="Times New Roman"/>
           <w:sz w:val="32"/>
           <w:szCs w:val="32"/>
         </w:rPr>
-        <w:t xml:space="preserve"> – Marine Pollution, Biodiversity and     Coastal </w:t>
-      </w:r>
-      <w:proofErr w:type="spellStart"/>
-      <w:r>
-        <w:rPr>
-          <w:rFonts w:ascii="Times New Roman" w:hAnsi="Times New Roman" w:cs="Times New Roman"/>
+        <w:t>4</w:t>
+      </w:r>
+    </w:p>
+    <w:p>
+      <w:pPr>
+        <w:rPr>
+          <w:rFonts w:ascii="Times New Roman" w:hAnsi="Times New Roman" w:cs="Times New Roman"/>
+          <w:b/>
+          <w:bCs/>
           <w:sz w:val="32"/>
           <w:szCs w:val="32"/>
         </w:rPr>
-        <w:t>Monitioring</w:t>
-      </w:r>
-      <w:proofErr w:type="spellEnd"/>
+      </w:pPr>
+      <w:r>
+        <w:rPr>
+          <w:rFonts w:ascii="Times New Roman" w:hAnsi="Times New Roman" w:cs="Times New Roman"/>
+          <w:b/>
+          <w:bCs/>
+          <w:sz w:val="28"/>
+          <w:szCs w:val="28"/>
+        </w:rPr>
+        <w:t>Team</w:t>
+      </w:r>
       <w:r>
         <w:rPr>
           <w:rFonts w:ascii="Times New Roman" w:hAnsi="Times New Roman" w:cs="Times New Roman"/>
           <w:sz w:val="32"/>
           <w:szCs w:val="32"/>
         </w:rPr>
-        <w:t xml:space="preserve"> System</w:t>
+        <w:t xml:space="preserve">: </w:t>
+      </w:r>
+      <w:r>
+        <w:rPr>
+          <w:rFonts w:ascii="Times New Roman" w:hAnsi="Times New Roman" w:cs="Times New Roman"/>
+          <w:sz w:val="28"/>
+          <w:szCs w:val="28"/>
+        </w:rPr>
+        <w:t>EcoVision Software</w:t>
       </w:r>
     </w:p>
     <w:p>
       <w:pPr>
         <w:rPr>
           <w:rFonts w:ascii="Times New Roman" w:hAnsi="Times New Roman" w:cs="Times New Roman"/>
-          <w:sz w:val="32"/>
-          <w:szCs w:val="32"/>
-        </w:rPr>
-      </w:pPr>
-      <w:r>
-        <w:rPr>
-          <w:rFonts w:ascii="Times New Roman" w:hAnsi="Times New Roman" w:cs="Times New Roman"/>
-          <w:b/>
-          <w:bCs/>
-          <w:sz w:val="32"/>
-          <w:szCs w:val="32"/>
-        </w:rPr>
-        <w:t xml:space="preserve">Meeting </w:t>
-      </w:r>
-      <w:proofErr w:type="gramStart"/>
-      <w:r>
-        <w:rPr>
-          <w:rFonts w:ascii="Times New Roman" w:hAnsi="Times New Roman" w:cs="Times New Roman"/>
-          <w:b/>
-          <w:bCs/>
-          <w:sz w:val="32"/>
-          <w:szCs w:val="32"/>
-        </w:rPr>
-        <w:t>no :</w:t>
-      </w:r>
-      <w:proofErr w:type="gramEnd"/>
-      <w:r>
-        <w:rPr>
-          <w:rFonts w:ascii="Times New Roman" w:hAnsi="Times New Roman" w:cs="Times New Roman"/>
-          <w:sz w:val="32"/>
-          <w:szCs w:val="32"/>
-        </w:rPr>
-        <w:t xml:space="preserve"> 0</w:t>
-      </w:r>
-      <w:r>
-        <w:rPr>
-          <w:rFonts w:ascii="Times New Roman" w:hAnsi="Times New Roman" w:cs="Times New Roman"/>
-          <w:sz w:val="32"/>
-          <w:szCs w:val="32"/>
-        </w:rPr>
-        <w:t>4</w:t>
+          <w:sz w:val="28"/>
+          <w:szCs w:val="28"/>
+        </w:rPr>
+      </w:pPr>
+      <w:r>
+        <w:rPr>
+          <w:rFonts w:ascii="Times New Roman" w:hAnsi="Times New Roman" w:cs="Times New Roman"/>
+          <w:b/>
+          <w:bCs/>
+          <w:sz w:val="28"/>
+          <w:szCs w:val="28"/>
+        </w:rPr>
+        <w:t>Date</w:t>
+      </w:r>
+      <w:r>
+        <w:rPr>
+          <w:rFonts w:ascii="Times New Roman" w:hAnsi="Times New Roman" w:cs="Times New Roman"/>
+          <w:sz w:val="28"/>
+          <w:szCs w:val="28"/>
+        </w:rPr>
+        <w:t xml:space="preserve">:  </w:t>
+      </w:r>
+      <w:r>
+        <w:rPr>
+          <w:rFonts w:ascii="Times New Roman" w:hAnsi="Times New Roman" w:cs="Times New Roman"/>
+          <w:sz w:val="28"/>
+          <w:szCs w:val="28"/>
+        </w:rPr>
+        <w:t>11</w:t>
+      </w:r>
+      <w:r>
+        <w:rPr>
+          <w:rFonts w:ascii="Times New Roman" w:hAnsi="Times New Roman" w:cs="Times New Roman"/>
+          <w:sz w:val="28"/>
+          <w:szCs w:val="28"/>
+          <w:vertAlign w:val="superscript"/>
+        </w:rPr>
+        <w:t>th</w:t>
+      </w:r>
+      <w:r>
+        <w:rPr>
+          <w:rFonts w:ascii="Times New Roman" w:hAnsi="Times New Roman" w:cs="Times New Roman"/>
+          <w:sz w:val="28"/>
+          <w:szCs w:val="28"/>
+        </w:rPr>
+        <w:t xml:space="preserve"> Sept,2026</w:t>
       </w:r>
     </w:p>
     <w:p>
       <w:pPr>
         <w:rPr>
           <w:rFonts w:ascii="Times New Roman" w:hAnsi="Times New Roman" w:cs="Times New Roman"/>
-          <w:b/>
-          <w:bCs/>
-          <w:sz w:val="32"/>
-          <w:szCs w:val="32"/>
-        </w:rPr>
-      </w:pPr>
-      <w:r>
-        <w:rPr>
-          <w:rFonts w:ascii="Times New Roman" w:hAnsi="Times New Roman" w:cs="Times New Roman"/>
-          <w:b/>
-          <w:bCs/>
-          <w:sz w:val="28"/>
-          <w:szCs w:val="28"/>
-        </w:rPr>
-        <w:t>Team</w:t>
-      </w:r>
-      <w:r>
-        <w:rPr>
-          <w:rFonts w:ascii="Times New Roman" w:hAnsi="Times New Roman" w:cs="Times New Roman"/>
-          <w:sz w:val="32"/>
-          <w:szCs w:val="32"/>
-        </w:rPr>
-        <w:t xml:space="preserve">: </w:t>
-      </w:r>
-      <w:proofErr w:type="spellStart"/>
-      <w:r>
-        <w:rPr>
-          <w:rFonts w:ascii="Times New Roman" w:hAnsi="Times New Roman" w:cs="Times New Roman"/>
-          <w:sz w:val="28"/>
-          <w:szCs w:val="28"/>
-        </w:rPr>
-        <w:t>EcoVision</w:t>
-      </w:r>
-      <w:proofErr w:type="spellEnd"/>
-      <w:r>
-        <w:rPr>
-          <w:rFonts w:ascii="Times New Roman" w:hAnsi="Times New Roman" w:cs="Times New Roman"/>
-          <w:sz w:val="28"/>
-          <w:szCs w:val="28"/>
-        </w:rPr>
-        <w:t xml:space="preserve"> Software</w:t>
+          <w:sz w:val="28"/>
+          <w:szCs w:val="28"/>
+        </w:rPr>
+      </w:pPr>
+      <w:r>
+        <w:rPr>
+          <w:rFonts w:ascii="Times New Roman" w:hAnsi="Times New Roman" w:cs="Times New Roman"/>
+          <w:b/>
+          <w:bCs/>
+          <w:sz w:val="28"/>
+          <w:szCs w:val="28"/>
+        </w:rPr>
+        <w:t xml:space="preserve">Venue: </w:t>
+      </w:r>
+      <w:r>
+        <w:rPr>
+          <w:rFonts w:ascii="Times New Roman" w:hAnsi="Times New Roman" w:cs="Times New Roman"/>
+          <w:sz w:val="28"/>
+          <w:szCs w:val="28"/>
+        </w:rPr>
+        <w:t>Meeting Room</w:t>
       </w:r>
     </w:p>
     <w:p>
@@ -217,40 +218,15 @@
           <w:sz w:val="28"/>
           <w:szCs w:val="28"/>
         </w:rPr>
-        <w:t>Date</w:t>
-      </w:r>
-      <w:r>
-        <w:rPr>
-          <w:rFonts w:ascii="Times New Roman" w:hAnsi="Times New Roman" w:cs="Times New Roman"/>
-          <w:sz w:val="28"/>
-          <w:szCs w:val="28"/>
-        </w:rPr>
-        <w:t xml:space="preserve">:  </w:t>
-      </w:r>
-      <w:r>
-        <w:rPr>
-          <w:rFonts w:ascii="Times New Roman" w:hAnsi="Times New Roman" w:cs="Times New Roman"/>
-          <w:sz w:val="28"/>
-          <w:szCs w:val="28"/>
-        </w:rPr>
-        <w:t>11</w:t>
-      </w:r>
-      <w:r>
-        <w:rPr>
-          <w:rFonts w:ascii="Times New Roman" w:hAnsi="Times New Roman" w:cs="Times New Roman"/>
-          <w:sz w:val="28"/>
-          <w:szCs w:val="28"/>
-          <w:vertAlign w:val="superscript"/>
-        </w:rPr>
-        <w:t>th</w:t>
-      </w:r>
-      <w:r>
-        <w:rPr>
-          <w:rFonts w:ascii="Times New Roman" w:hAnsi="Times New Roman" w:cs="Times New Roman"/>
-          <w:sz w:val="28"/>
-          <w:szCs w:val="28"/>
-        </w:rPr>
-        <w:t xml:space="preserve"> Sept,2026</w:t>
+        <w:t>Present</w:t>
+      </w:r>
+      <w:r>
+        <w:rPr>
+          <w:rFonts w:ascii="Times New Roman" w:hAnsi="Times New Roman" w:cs="Times New Roman"/>
+          <w:sz w:val="28"/>
+          <w:szCs w:val="28"/>
+        </w:rPr>
+        <w:t xml:space="preserve"> : Hrishikesh Patel, Ruzhi Deng, Ganesh Khatri, Shailesh Shrestha</w:t>
       </w:r>
     </w:p>
     <w:p>
@@ -269,88 +245,6 @@
           <w:sz w:val="28"/>
           <w:szCs w:val="28"/>
         </w:rPr>
-        <w:t xml:space="preserve">Venue: </w:t>
-      </w:r>
-      <w:r>
-        <w:rPr>
-          <w:rFonts w:ascii="Times New Roman" w:hAnsi="Times New Roman" w:cs="Times New Roman"/>
-          <w:sz w:val="28"/>
-          <w:szCs w:val="28"/>
-        </w:rPr>
-        <w:t>Meeting Room</w:t>
-      </w:r>
-    </w:p>
-    <w:p>
-      <w:pPr>
-        <w:rPr>
-          <w:rFonts w:ascii="Times New Roman" w:hAnsi="Times New Roman" w:cs="Times New Roman"/>
-          <w:sz w:val="28"/>
-          <w:szCs w:val="28"/>
-        </w:rPr>
-      </w:pPr>
-      <w:proofErr w:type="gramStart"/>
-      <w:r>
-        <w:rPr>
-          <w:rFonts w:ascii="Times New Roman" w:hAnsi="Times New Roman" w:cs="Times New Roman"/>
-          <w:b/>
-          <w:bCs/>
-          <w:sz w:val="28"/>
-          <w:szCs w:val="28"/>
-        </w:rPr>
-        <w:t>Present</w:t>
-      </w:r>
-      <w:r>
-        <w:rPr>
-          <w:rFonts w:ascii="Times New Roman" w:hAnsi="Times New Roman" w:cs="Times New Roman"/>
-          <w:sz w:val="28"/>
-          <w:szCs w:val="28"/>
-        </w:rPr>
-        <w:t xml:space="preserve"> :</w:t>
-      </w:r>
-      <w:proofErr w:type="gramEnd"/>
-      <w:r>
-        <w:rPr>
-          <w:rFonts w:ascii="Times New Roman" w:hAnsi="Times New Roman" w:cs="Times New Roman"/>
-          <w:sz w:val="28"/>
-          <w:szCs w:val="28"/>
-        </w:rPr>
-        <w:t xml:space="preserve"> Hrishikesh Patel, </w:t>
-      </w:r>
-      <w:proofErr w:type="spellStart"/>
-      <w:r>
-        <w:rPr>
-          <w:rFonts w:ascii="Times New Roman" w:hAnsi="Times New Roman" w:cs="Times New Roman"/>
-          <w:sz w:val="28"/>
-          <w:szCs w:val="28"/>
-        </w:rPr>
-        <w:t>Ruzhi</w:t>
-      </w:r>
-      <w:proofErr w:type="spellEnd"/>
-      <w:r>
-        <w:rPr>
-          <w:rFonts w:ascii="Times New Roman" w:hAnsi="Times New Roman" w:cs="Times New Roman"/>
-          <w:sz w:val="28"/>
-          <w:szCs w:val="28"/>
-        </w:rPr>
-        <w:t xml:space="preserve"> Deng, Ganesh Khatri, Shailesh Shrestha</w:t>
-      </w:r>
-    </w:p>
-    <w:p>
-      <w:pPr>
-        <w:rPr>
-          <w:rFonts w:ascii="Times New Roman" w:hAnsi="Times New Roman" w:cs="Times New Roman"/>
-          <w:sz w:val="28"/>
-          <w:szCs w:val="28"/>
-        </w:rPr>
-      </w:pPr>
-      <w:r>
-        <w:rPr>
-          <w:rFonts w:ascii="Times New Roman" w:hAnsi="Times New Roman" w:cs="Times New Roman"/>
-          <w:b/>
-          <w:bCs/>
-          <w:sz w:val="28"/>
-          <w:szCs w:val="28"/>
-        </w:rPr>
         <w:t>Minutes</w:t>
       </w:r>
       <w:r>
@@ -361,7 +255,6 @@
         </w:rPr>
         <w:t xml:space="preserve"> </w:t>
       </w:r>
-      <w:proofErr w:type="gramStart"/>
       <w:r>
         <w:rPr>
           <w:rFonts w:ascii="Times New Roman" w:hAnsi="Times New Roman" w:cs="Times New Roman"/>
@@ -378,16 +271,7 @@
           <w:sz w:val="28"/>
           <w:szCs w:val="28"/>
         </w:rPr>
-        <w:t xml:space="preserve"> :</w:t>
-      </w:r>
-      <w:proofErr w:type="gramEnd"/>
-      <w:r>
-        <w:rPr>
-          <w:rFonts w:ascii="Times New Roman" w:hAnsi="Times New Roman" w:cs="Times New Roman"/>
-          <w:sz w:val="28"/>
-          <w:szCs w:val="28"/>
-        </w:rPr>
-        <w:t xml:space="preserve"> Shailesh Shrestha</w:t>
+        <w:t xml:space="preserve"> : Shailesh Shrestha</w:t>
       </w:r>
     </w:p>
     <w:p>
@@ -465,7 +349,15 @@
           <w:sz w:val="28"/>
           <w:szCs w:val="28"/>
         </w:rPr>
-        <w:t>To implement the process of collecting and verifying environmental information.</w:t>
+        <w:t xml:space="preserve">To implement the </w:t>
+      </w:r>
+      <w:r>
+        <w:rPr>
+          <w:rFonts w:ascii="Times New Roman" w:hAnsi="Times New Roman" w:cs="Times New Roman"/>
+          <w:sz w:val="28"/>
+          <w:szCs w:val="28"/>
+        </w:rPr>
+        <w:t>remaining sub-functionalities under different user perspectives (Management system, Participation system)</w:t>
       </w:r>
     </w:p>
     <w:p>
@@ -489,7 +381,15 @@
           <w:sz w:val="28"/>
           <w:szCs w:val="28"/>
         </w:rPr>
-        <w:t>To access and visualize the collected and verified information.</w:t>
+        <w:t xml:space="preserve">To </w:t>
+      </w:r>
+      <w:r>
+        <w:rPr>
+          <w:rFonts w:ascii="Times New Roman" w:hAnsi="Times New Roman" w:cs="Times New Roman"/>
+          <w:sz w:val="28"/>
+          <w:szCs w:val="28"/>
+        </w:rPr>
+        <w:t>expand and implement reporting system,</w:t>
       </w:r>
       <w:r>
         <w:rPr>
@@ -559,7 +459,6 @@
                 <w:szCs w:val="28"/>
               </w:rPr>
             </w:pPr>
-            <w:proofErr w:type="gramStart"/>
             <w:r>
               <w:rPr>
                 <w:rFonts w:ascii="Times New Roman" w:hAnsi="Times New Roman" w:cs="Times New Roman"/>
@@ -570,7 +469,6 @@
               </w:rPr>
               <w:t>S.N</w:t>
             </w:r>
-            <w:proofErr w:type="gramEnd"/>
           </w:p>
         </w:tc>
         <w:tc>
@@ -919,15 +817,7 @@
                 <w:sz w:val="28"/>
                 <w:szCs w:val="28"/>
               </w:rPr>
-              <w:t>The team implemented a participation mechanism that allows Community Members to browse available cleanup campaigns and join environmental activities.</w:t>
-            </w:r>
-            <w:r>
-              <w:rPr>
-                <w:rFonts w:ascii="Times New Roman" w:hAnsi="Times New Roman" w:cs="Times New Roman"/>
-                <w:sz w:val="28"/>
-                <w:szCs w:val="28"/>
-              </w:rPr>
-              <w:t xml:space="preserve"> A participation database was also implemented</w:t>
+              <w:t>The team implemented a participation mechanism that allows Community Members to browse available cleanup campaigns and join environmental activities. A participation database was also implemented</w:t>
             </w:r>
           </w:p>
         </w:tc>
@@ -999,23 +889,7 @@
                 <w:sz w:val="28"/>
                 <w:szCs w:val="28"/>
               </w:rPr>
-              <w:t xml:space="preserve">The team </w:t>
-            </w:r>
-            <w:r>
-              <w:rPr>
-                <w:rFonts w:ascii="Times New Roman" w:hAnsi="Times New Roman" w:cs="Times New Roman"/>
-                <w:sz w:val="28"/>
-                <w:szCs w:val="28"/>
-              </w:rPr>
-              <w:t xml:space="preserve">discussed a functionality </w:t>
-            </w:r>
-            <w:r>
-              <w:rPr>
-                <w:rFonts w:ascii="Times New Roman" w:hAnsi="Times New Roman" w:cs="Times New Roman"/>
-                <w:sz w:val="28"/>
-                <w:szCs w:val="28"/>
-              </w:rPr>
-              <w:t>to record the outcomes of completed cleanup campaigns.</w:t>
+              <w:t>The team discussed a functionality to record the outcomes of completed cleanup campaigns.</w:t>
             </w:r>
           </w:p>
         </w:tc>
@@ -1151,7 +1025,6 @@
                 <w:szCs w:val="28"/>
               </w:rPr>
             </w:pPr>
-            <w:proofErr w:type="gramStart"/>
             <w:r>
               <w:rPr>
                 <w:b/>
@@ -1161,7 +1034,6 @@
               </w:rPr>
               <w:t>S.N</w:t>
             </w:r>
-            <w:proofErr w:type="gramEnd"/>
           </w:p>
         </w:tc>
         <w:tc>
@@ -1504,23 +1376,7 @@
                 <w:sz w:val="28"/>
                 <w:szCs w:val="28"/>
               </w:rPr>
-              <w:t xml:space="preserve">Continue using </w:t>
-            </w:r>
-            <w:proofErr w:type="gramStart"/>
-            <w:r>
-              <w:rPr>
-                <w:sz w:val="28"/>
-                <w:szCs w:val="28"/>
-              </w:rPr>
-              <w:t>role based</w:t>
-            </w:r>
-            <w:proofErr w:type="gramEnd"/>
-            <w:r>
-              <w:rPr>
-                <w:sz w:val="28"/>
-                <w:szCs w:val="28"/>
-              </w:rPr>
-              <w:t xml:space="preserve"> access control to restrict unwanted features based on user roles.</w:t>
+              <w:t>Continue using role based access control to restrict unwanted features based on user roles.</w:t>
             </w:r>
           </w:p>
         </w:tc>
